--- a/Інтелектуальний аналіз даних/lab11-12/lab11-12.docx
+++ b/Інтелектуальний аналіз даних/lab11-12/lab11-12.docx
@@ -4,49 +4,178 @@
   <w:body>
     <w:p>
       <w:pPr>
-        <w:spacing w:before="100" w:beforeAutospacing="1" w:after="100" w:afterAutospacing="1" w:line="360" w:lineRule="auto"/>
+        <w:spacing w:after="0" w:line="360" w:lineRule="auto"/>
+        <w:jc w:val="center"/>
         <w:outlineLvl w:val="2"/>
         <w:rPr>
-          <w:rFonts w:ascii="Times New Roman" w:eastAsia="Times New Roman" w:hAnsi="Times New Roman" w:cs="Times New Roman"/>
+          <w:rFonts w:ascii="Times New Roman" w:hAnsi="Times New Roman" w:cs="Times New Roman"/>
           <w:b/>
           <w:bCs/>
           <w:sz w:val="28"/>
           <w:szCs w:val="28"/>
-          <w:lang w:eastAsia="uk-UA"/>
-        </w:rPr>
-      </w:pPr>
-      <w:r>
-        <w:rPr>
-          <w:rFonts w:ascii="Times New Roman" w:eastAsia="Times New Roman" w:hAnsi="Times New Roman" w:cs="Times New Roman"/>
+        </w:rPr>
+      </w:pPr>
+      <w:r>
+        <w:rPr>
+          <w:rFonts w:ascii="Times New Roman" w:hAnsi="Times New Roman" w:cs="Times New Roman"/>
           <w:b/>
           <w:bCs/>
           <w:sz w:val="28"/>
           <w:szCs w:val="28"/>
-          <w:lang w:eastAsia="uk-UA"/>
-        </w:rPr>
-        <w:t>Приклад 1. Лінійна регресія: залежність сумарних виробничих затрат від обсягів виробництва</w:t>
-      </w:r>
-    </w:p>
-    <w:p>
-      <w:pPr>
-        <w:spacing w:before="100" w:beforeAutospacing="1" w:after="100" w:afterAutospacing="1" w:line="360" w:lineRule="auto"/>
+        </w:rPr>
+        <w:t>ЛАБОРАТОРНІ ЗАНЯТТЯ № 11-12</w:t>
+      </w:r>
+    </w:p>
+    <w:p>
+      <w:pPr>
+        <w:spacing w:after="0" w:line="360" w:lineRule="auto"/>
+        <w:ind w:firstLine="708"/>
         <w:outlineLvl w:val="2"/>
         <w:rPr>
-          <w:rFonts w:ascii="Times New Roman" w:eastAsia="Times New Roman" w:hAnsi="Times New Roman" w:cs="Times New Roman"/>
+          <w:rFonts w:ascii="Times New Roman" w:hAnsi="Times New Roman" w:cs="Times New Roman"/>
           <w:b/>
           <w:bCs/>
           <w:sz w:val="28"/>
           <w:szCs w:val="28"/>
-          <w:lang w:eastAsia="uk-UA"/>
-        </w:rPr>
-      </w:pPr>
-      <w:r>
-        <w:rPr>
-          <w:rFonts w:ascii="Times New Roman" w:eastAsia="Times New Roman" w:hAnsi="Times New Roman" w:cs="Times New Roman"/>
+        </w:rPr>
+      </w:pPr>
+      <w:r>
+        <w:rPr>
+          <w:rFonts w:ascii="Times New Roman" w:hAnsi="Times New Roman" w:cs="Times New Roman"/>
           <w:b/>
           <w:bCs/>
           <w:sz w:val="28"/>
           <w:szCs w:val="28"/>
+        </w:rPr>
+        <w:t xml:space="preserve">Тема: Інтелектуальний аналіз даних через дослідження регресійних моделей в SPSS </w:t>
+      </w:r>
+    </w:p>
+    <w:p>
+      <w:pPr>
+        <w:spacing w:after="0" w:line="360" w:lineRule="auto"/>
+        <w:ind w:firstLine="708"/>
+        <w:outlineLvl w:val="2"/>
+        <w:rPr>
+          <w:rFonts w:ascii="Times New Roman" w:hAnsi="Times New Roman" w:cs="Times New Roman"/>
+          <w:sz w:val="28"/>
+          <w:szCs w:val="28"/>
+        </w:rPr>
+      </w:pPr>
+      <w:r>
+        <w:rPr>
+          <w:rFonts w:ascii="Times New Roman" w:hAnsi="Times New Roman" w:cs="Times New Roman"/>
+          <w:b/>
+          <w:bCs/>
+          <w:sz w:val="28"/>
+          <w:szCs w:val="28"/>
+        </w:rPr>
+        <w:t>Мета:</w:t>
+      </w:r>
+      <w:r>
+        <w:rPr>
+          <w:rFonts w:ascii="Times New Roman" w:hAnsi="Times New Roman" w:cs="Times New Roman"/>
+          <w:sz w:val="28"/>
+          <w:szCs w:val="28"/>
+        </w:rPr>
+        <w:t xml:space="preserve"> опанування навичок щодо здійснення різних видів регресійного аналізу в ПЗ SPSS, вивчення основних методів побудови та дослідження регресійних моделей за допомогою пакету SPSS.</w:t>
+      </w:r>
+    </w:p>
+    <w:p>
+      <w:pPr>
+        <w:spacing w:after="0" w:line="360" w:lineRule="auto"/>
+        <w:jc w:val="right"/>
+        <w:outlineLvl w:val="2"/>
+        <w:rPr>
+          <w:rFonts w:ascii="Times New Roman" w:hAnsi="Times New Roman" w:cs="Times New Roman"/>
+          <w:i/>
+          <w:iCs/>
+          <w:sz w:val="28"/>
+          <w:szCs w:val="28"/>
+        </w:rPr>
+      </w:pPr>
+      <w:r>
+        <w:rPr>
+          <w:rFonts w:ascii="Times New Roman" w:hAnsi="Times New Roman" w:cs="Times New Roman"/>
+          <w:i/>
+          <w:iCs/>
+          <w:sz w:val="28"/>
+          <w:szCs w:val="28"/>
+        </w:rPr>
+        <w:t>Виконав: Горецький Максим</w:t>
+      </w:r>
+    </w:p>
+    <w:p>
+      <w:pPr>
+        <w:spacing w:after="0" w:line="360" w:lineRule="auto"/>
+        <w:jc w:val="right"/>
+        <w:outlineLvl w:val="2"/>
+        <w:rPr>
+          <w:rFonts w:ascii="Times New Roman" w:eastAsia="Times New Roman" w:hAnsi="Times New Roman" w:cs="Times New Roman"/>
+          <w:b/>
+          <w:bCs/>
+          <w:i/>
+          <w:iCs/>
+          <w:sz w:val="28"/>
+          <w:szCs w:val="28"/>
+          <w:lang w:eastAsia="uk-UA"/>
+        </w:rPr>
+      </w:pPr>
+      <w:r>
+        <w:rPr>
+          <w:rFonts w:ascii="Times New Roman" w:hAnsi="Times New Roman" w:cs="Times New Roman"/>
+          <w:i/>
+          <w:iCs/>
+          <w:sz w:val="28"/>
+          <w:szCs w:val="28"/>
+        </w:rPr>
+        <w:t>Варіант 5</w:t>
+      </w:r>
+    </w:p>
+    <w:p>
+      <w:pPr>
+        <w:spacing w:after="0" w:line="360" w:lineRule="auto"/>
+        <w:outlineLvl w:val="2"/>
+        <w:rPr>
+          <w:rFonts w:ascii="Times New Roman" w:eastAsia="Times New Roman" w:hAnsi="Times New Roman" w:cs="Times New Roman"/>
+          <w:b/>
+          <w:bCs/>
+          <w:sz w:val="28"/>
+          <w:szCs w:val="28"/>
+          <w:lang w:eastAsia="uk-UA"/>
+        </w:rPr>
+      </w:pPr>
+      <w:r>
+        <w:rPr>
+          <w:rFonts w:ascii="Times New Roman" w:eastAsia="Times New Roman" w:hAnsi="Times New Roman" w:cs="Times New Roman"/>
+          <w:b/>
+          <w:bCs/>
+          <w:sz w:val="28"/>
+          <w:szCs w:val="28"/>
+          <w:lang w:eastAsia="uk-UA"/>
+        </w:rPr>
+        <w:t>Приклад 1. Лінійна регресія: залежність сумарних виробничих затрат від обсягів виробництва</w:t>
+      </w:r>
+    </w:p>
+    <w:p>
+      <w:pPr>
+        <w:spacing w:after="0" w:line="360" w:lineRule="auto"/>
+        <w:outlineLvl w:val="2"/>
+        <w:rPr>
+          <w:rFonts w:ascii="Times New Roman" w:eastAsia="Times New Roman" w:hAnsi="Times New Roman" w:cs="Times New Roman"/>
+          <w:b/>
+          <w:bCs/>
+          <w:sz w:val="28"/>
+          <w:szCs w:val="28"/>
+          <w:lang w:eastAsia="uk-UA"/>
+        </w:rPr>
+      </w:pPr>
+      <w:r>
+        <w:rPr>
+          <w:rFonts w:ascii="Times New Roman" w:eastAsia="Times New Roman" w:hAnsi="Times New Roman" w:cs="Times New Roman"/>
+          <w:b/>
+          <w:bCs/>
+          <w:sz w:val="28"/>
+          <w:szCs w:val="28"/>
           <w:lang w:eastAsia="uk-UA"/>
         </w:rPr>
         <w:t>Постановка задачі</w:t>
@@ -54,7 +183,7 @@
     </w:p>
     <w:p>
       <w:pPr>
-        <w:spacing w:before="100" w:beforeAutospacing="1" w:after="100" w:afterAutospacing="1" w:line="360" w:lineRule="auto"/>
+        <w:spacing w:after="0" w:line="360" w:lineRule="auto"/>
         <w:rPr>
           <w:rFonts w:ascii="Times New Roman" w:eastAsia="Times New Roman" w:hAnsi="Times New Roman" w:cs="Times New Roman"/>
           <w:sz w:val="28"/>
@@ -720,7 +849,7 @@
     </w:p>
     <w:p>
       <w:pPr>
-        <w:spacing w:before="100" w:beforeAutospacing="1" w:after="100" w:afterAutospacing="1" w:line="360" w:lineRule="auto"/>
+        <w:spacing w:after="0" w:line="360" w:lineRule="auto"/>
         <w:outlineLvl w:val="2"/>
         <w:rPr>
           <w:rFonts w:ascii="Times New Roman" w:eastAsia="Times New Roman" w:hAnsi="Times New Roman" w:cs="Times New Roman"/>
@@ -745,7 +874,7 @@
     </w:p>
     <w:p>
       <w:pPr>
-        <w:spacing w:before="100" w:beforeAutospacing="1" w:after="100" w:afterAutospacing="1" w:line="360" w:lineRule="auto"/>
+        <w:spacing w:after="0" w:line="360" w:lineRule="auto"/>
         <w:outlineLvl w:val="3"/>
         <w:rPr>
           <w:rFonts w:ascii="Times New Roman" w:eastAsia="Times New Roman" w:hAnsi="Times New Roman" w:cs="Times New Roman"/>
@@ -774,7 +903,7 @@
           <w:ilvl w:val="0"/>
           <w:numId w:val="1"/>
         </w:numPr>
-        <w:spacing w:before="100" w:beforeAutospacing="1" w:after="100" w:afterAutospacing="1" w:line="360" w:lineRule="auto"/>
+        <w:spacing w:after="0" w:line="360" w:lineRule="auto"/>
         <w:rPr>
           <w:rFonts w:ascii="Times New Roman" w:eastAsia="Times New Roman" w:hAnsi="Times New Roman" w:cs="Times New Roman"/>
           <w:sz w:val="28"/>
@@ -844,7 +973,7 @@
           <w:ilvl w:val="0"/>
           <w:numId w:val="1"/>
         </w:numPr>
-        <w:spacing w:before="100" w:beforeAutospacing="1" w:after="100" w:afterAutospacing="1" w:line="360" w:lineRule="auto"/>
+        <w:spacing w:after="0" w:line="360" w:lineRule="auto"/>
         <w:rPr>
           <w:rFonts w:ascii="Times New Roman" w:eastAsia="Times New Roman" w:hAnsi="Times New Roman" w:cs="Times New Roman"/>
           <w:sz w:val="28"/>
@@ -868,7 +997,7 @@
           <w:ilvl w:val="0"/>
           <w:numId w:val="1"/>
         </w:numPr>
-        <w:spacing w:before="100" w:beforeAutospacing="1" w:after="100" w:afterAutospacing="1" w:line="360" w:lineRule="auto"/>
+        <w:spacing w:after="0" w:line="360" w:lineRule="auto"/>
         <w:rPr>
           <w:rFonts w:ascii="Times New Roman" w:eastAsia="Times New Roman" w:hAnsi="Times New Roman" w:cs="Times New Roman"/>
           <w:sz w:val="28"/>
@@ -934,7 +1063,7 @@
     </w:p>
     <w:p>
       <w:pPr>
-        <w:spacing w:before="100" w:beforeAutospacing="1" w:after="100" w:afterAutospacing="1" w:line="360" w:lineRule="auto"/>
+        <w:spacing w:after="0" w:line="360" w:lineRule="auto"/>
         <w:rPr>
           <w:rFonts w:ascii="Times New Roman" w:eastAsia="Times New Roman" w:hAnsi="Times New Roman" w:cs="Times New Roman"/>
           <w:sz w:val="28"/>
@@ -988,7 +1117,7 @@
     </w:p>
     <w:p>
       <w:pPr>
-        <w:spacing w:before="100" w:beforeAutospacing="1" w:after="100" w:afterAutospacing="1" w:line="360" w:lineRule="auto"/>
+        <w:spacing w:after="0" w:line="360" w:lineRule="auto"/>
         <w:outlineLvl w:val="3"/>
         <w:rPr>
           <w:rFonts w:ascii="Times New Roman" w:eastAsia="Times New Roman" w:hAnsi="Times New Roman" w:cs="Times New Roman"/>
@@ -999,7 +1128,11 @@
           <w:lang w:eastAsia="uk-UA"/>
         </w:rPr>
       </w:pPr>
-      <w:r>
+    </w:p>
+    <w:p>
+      <w:pPr>
+        <w:spacing w:after="0" w:line="360" w:lineRule="auto"/>
+        <w:outlineLvl w:val="3"/>
         <w:rPr>
           <w:rFonts w:ascii="Times New Roman" w:eastAsia="Times New Roman" w:hAnsi="Times New Roman" w:cs="Times New Roman"/>
           <w:b/>
@@ -1008,6 +1141,17 @@
           <w:szCs w:val="28"/>
           <w:lang w:eastAsia="uk-UA"/>
         </w:rPr>
+      </w:pPr>
+      <w:r>
+        <w:rPr>
+          <w:rFonts w:ascii="Times New Roman" w:eastAsia="Times New Roman" w:hAnsi="Times New Roman" w:cs="Times New Roman"/>
+          <w:b/>
+          <w:bCs/>
+          <w:sz w:val="28"/>
+          <w:szCs w:val="28"/>
+          <w:lang w:eastAsia="uk-UA"/>
+        </w:rPr>
+        <w:lastRenderedPageBreak/>
         <w:t>Крок 2. Побудова діаграми розсіяння</w:t>
       </w:r>
     </w:p>
@@ -1017,7 +1161,7 @@
           <w:ilvl w:val="0"/>
           <w:numId w:val="2"/>
         </w:numPr>
-        <w:spacing w:before="100" w:beforeAutospacing="1" w:after="100" w:afterAutospacing="1" w:line="360" w:lineRule="auto"/>
+        <w:spacing w:after="0" w:line="360" w:lineRule="auto"/>
         <w:rPr>
           <w:rFonts w:ascii="Times New Roman" w:eastAsia="Times New Roman" w:hAnsi="Times New Roman" w:cs="Times New Roman"/>
           <w:sz w:val="28"/>
@@ -1122,7 +1266,7 @@
           <w:ilvl w:val="0"/>
           <w:numId w:val="2"/>
         </w:numPr>
-        <w:spacing w:before="100" w:beforeAutospacing="1" w:after="100" w:afterAutospacing="1" w:line="360" w:lineRule="auto"/>
+        <w:spacing w:after="0" w:line="360" w:lineRule="auto"/>
         <w:rPr>
           <w:rFonts w:ascii="Times New Roman" w:eastAsia="Times New Roman" w:hAnsi="Times New Roman" w:cs="Times New Roman"/>
           <w:sz w:val="28"/>
@@ -1240,22 +1384,21 @@
           <w:ilvl w:val="0"/>
           <w:numId w:val="2"/>
         </w:numPr>
-        <w:spacing w:before="100" w:beforeAutospacing="1" w:after="100" w:afterAutospacing="1" w:line="360" w:lineRule="auto"/>
-        <w:rPr>
-          <w:rFonts w:ascii="Times New Roman" w:eastAsia="Times New Roman" w:hAnsi="Times New Roman" w:cs="Times New Roman"/>
-          <w:sz w:val="28"/>
-          <w:szCs w:val="28"/>
-          <w:lang w:eastAsia="uk-UA"/>
-        </w:rPr>
-      </w:pPr>
-      <w:r>
-        <w:rPr>
-          <w:rFonts w:ascii="Times New Roman" w:eastAsia="Times New Roman" w:hAnsi="Times New Roman" w:cs="Times New Roman"/>
-          <w:sz w:val="28"/>
-          <w:szCs w:val="28"/>
-          <w:lang w:eastAsia="uk-UA"/>
-        </w:rPr>
-        <w:lastRenderedPageBreak/>
+        <w:spacing w:after="0" w:line="360" w:lineRule="auto"/>
+        <w:rPr>
+          <w:rFonts w:ascii="Times New Roman" w:eastAsia="Times New Roman" w:hAnsi="Times New Roman" w:cs="Times New Roman"/>
+          <w:sz w:val="28"/>
+          <w:szCs w:val="28"/>
+          <w:lang w:eastAsia="uk-UA"/>
+        </w:rPr>
+      </w:pPr>
+      <w:r>
+        <w:rPr>
+          <w:rFonts w:ascii="Times New Roman" w:eastAsia="Times New Roman" w:hAnsi="Times New Roman" w:cs="Times New Roman"/>
+          <w:sz w:val="28"/>
+          <w:szCs w:val="28"/>
+          <w:lang w:eastAsia="uk-UA"/>
+        </w:rPr>
         <w:t xml:space="preserve">Призначаємо X на вісь </w:t>
       </w:r>
       <w:r>
@@ -1305,7 +1448,7 @@
           <w:ilvl w:val="0"/>
           <w:numId w:val="2"/>
         </w:numPr>
-        <w:spacing w:before="100" w:beforeAutospacing="1" w:after="100" w:afterAutospacing="1" w:line="360" w:lineRule="auto"/>
+        <w:spacing w:after="0" w:line="360" w:lineRule="auto"/>
         <w:rPr>
           <w:rFonts w:ascii="Times New Roman" w:eastAsia="Times New Roman" w:hAnsi="Times New Roman" w:cs="Times New Roman"/>
           <w:sz w:val="28"/>
@@ -1345,7 +1488,7 @@
     </w:p>
     <w:p>
       <w:pPr>
-        <w:spacing w:before="100" w:beforeAutospacing="1" w:after="100" w:afterAutospacing="1" w:line="360" w:lineRule="auto"/>
+        <w:spacing w:after="0" w:line="360" w:lineRule="auto"/>
         <w:outlineLvl w:val="3"/>
         <w:rPr>
           <w:rFonts w:ascii="Times New Roman" w:eastAsia="Times New Roman" w:hAnsi="Times New Roman" w:cs="Times New Roman"/>
@@ -1402,7 +1545,7 @@
     </w:p>
     <w:p>
       <w:pPr>
-        <w:spacing w:before="100" w:beforeAutospacing="1" w:after="100" w:afterAutospacing="1" w:line="360" w:lineRule="auto"/>
+        <w:spacing w:after="0" w:line="360" w:lineRule="auto"/>
         <w:outlineLvl w:val="3"/>
         <w:rPr>
           <w:rFonts w:ascii="Times New Roman" w:eastAsia="Times New Roman" w:hAnsi="Times New Roman" w:cs="Times New Roman"/>
@@ -1431,7 +1574,7 @@
           <w:ilvl w:val="0"/>
           <w:numId w:val="3"/>
         </w:numPr>
-        <w:spacing w:before="100" w:beforeAutospacing="1" w:after="100" w:afterAutospacing="1" w:line="360" w:lineRule="auto"/>
+        <w:spacing w:after="0" w:line="360" w:lineRule="auto"/>
         <w:rPr>
           <w:rFonts w:ascii="Times New Roman" w:eastAsia="Times New Roman" w:hAnsi="Times New Roman" w:cs="Times New Roman"/>
           <w:sz w:val="28"/>
@@ -1536,7 +1679,7 @@
           <w:ilvl w:val="0"/>
           <w:numId w:val="3"/>
         </w:numPr>
-        <w:spacing w:before="100" w:beforeAutospacing="1" w:after="100" w:afterAutospacing="1" w:line="360" w:lineRule="auto"/>
+        <w:spacing w:after="0" w:line="360" w:lineRule="auto"/>
         <w:rPr>
           <w:rFonts w:ascii="Times New Roman" w:eastAsia="Times New Roman" w:hAnsi="Times New Roman" w:cs="Times New Roman"/>
           <w:sz w:val="28"/>
@@ -1582,7 +1725,7 @@
           <w:ilvl w:val="0"/>
           <w:numId w:val="3"/>
         </w:numPr>
-        <w:spacing w:before="100" w:beforeAutospacing="1" w:after="100" w:afterAutospacing="1" w:line="360" w:lineRule="auto"/>
+        <w:spacing w:after="0" w:line="360" w:lineRule="auto"/>
         <w:rPr>
           <w:rFonts w:ascii="Times New Roman" w:eastAsia="Times New Roman" w:hAnsi="Times New Roman" w:cs="Times New Roman"/>
           <w:sz w:val="28"/>
@@ -1639,7 +1782,7 @@
           <w:ilvl w:val="0"/>
           <w:numId w:val="3"/>
         </w:numPr>
-        <w:spacing w:before="100" w:beforeAutospacing="1" w:after="100" w:afterAutospacing="1" w:line="360" w:lineRule="auto"/>
+        <w:spacing w:after="0" w:line="360" w:lineRule="auto"/>
         <w:rPr>
           <w:rFonts w:ascii="Times New Roman" w:eastAsia="Times New Roman" w:hAnsi="Times New Roman" w:cs="Times New Roman"/>
           <w:sz w:val="28"/>
@@ -1679,7 +1822,7 @@
     </w:p>
     <w:p>
       <w:pPr>
-        <w:spacing w:before="100" w:beforeAutospacing="1" w:after="100" w:afterAutospacing="1" w:line="360" w:lineRule="auto"/>
+        <w:spacing w:after="0" w:line="360" w:lineRule="auto"/>
         <w:outlineLvl w:val="3"/>
         <w:rPr>
           <w:rFonts w:ascii="Times New Roman" w:eastAsia="Times New Roman" w:hAnsi="Times New Roman" w:cs="Times New Roman"/>
@@ -1737,7 +1880,7 @@
     </w:p>
     <w:p>
       <w:pPr>
-        <w:spacing w:before="100" w:beforeAutospacing="1" w:after="100" w:afterAutospacing="1" w:line="360" w:lineRule="auto"/>
+        <w:spacing w:after="0" w:line="360" w:lineRule="auto"/>
         <w:outlineLvl w:val="3"/>
         <w:rPr>
           <w:rFonts w:ascii="Times New Roman" w:eastAsia="Times New Roman" w:hAnsi="Times New Roman" w:cs="Times New Roman"/>
@@ -1766,7 +1909,7 @@
           <w:ilvl w:val="0"/>
           <w:numId w:val="4"/>
         </w:numPr>
-        <w:spacing w:before="100" w:beforeAutospacing="1" w:after="100" w:afterAutospacing="1" w:line="360" w:lineRule="auto"/>
+        <w:spacing w:after="0" w:line="360" w:lineRule="auto"/>
         <w:rPr>
           <w:rFonts w:ascii="Times New Roman" w:eastAsia="Times New Roman" w:hAnsi="Times New Roman" w:cs="Times New Roman"/>
           <w:sz w:val="28"/>
@@ -1836,7 +1979,7 @@
           <w:ilvl w:val="0"/>
           <w:numId w:val="4"/>
         </w:numPr>
-        <w:spacing w:before="100" w:beforeAutospacing="1" w:after="100" w:afterAutospacing="1" w:line="360" w:lineRule="auto"/>
+        <w:spacing w:after="0" w:line="360" w:lineRule="auto"/>
         <w:rPr>
           <w:rFonts w:ascii="Times New Roman" w:eastAsia="Times New Roman" w:hAnsi="Times New Roman" w:cs="Times New Roman"/>
           <w:sz w:val="28"/>
@@ -2105,7 +2248,7 @@
     </w:tbl>
     <w:p>
       <w:pPr>
-        <w:spacing w:before="100" w:beforeAutospacing="1" w:after="100" w:afterAutospacing="1" w:line="360" w:lineRule="auto"/>
+        <w:spacing w:after="0" w:line="360" w:lineRule="auto"/>
         <w:rPr>
           <w:rFonts w:ascii="Times New Roman" w:eastAsia="Times New Roman" w:hAnsi="Times New Roman" w:cs="Times New Roman"/>
           <w:sz w:val="28"/>
@@ -2140,7 +2283,6 @@
           <w:szCs w:val="28"/>
           <w:lang w:eastAsia="uk-UA"/>
         </w:rPr>
-        <w:lastRenderedPageBreak/>
         <w:t xml:space="preserve">Y=8.059×X−305.832Y = 8.059 </w:t>
       </w:r>
     </w:p>
@@ -2166,7 +2308,7 @@
     </w:p>
     <w:p>
       <w:pPr>
-        <w:spacing w:before="100" w:beforeAutospacing="1" w:after="100" w:afterAutospacing="1" w:line="360" w:lineRule="auto"/>
+        <w:spacing w:after="0" w:line="360" w:lineRule="auto"/>
         <w:rPr>
           <w:rFonts w:ascii="Times New Roman" w:eastAsia="Times New Roman" w:hAnsi="Times New Roman" w:cs="Times New Roman"/>
           <w:i/>
@@ -2183,6 +2325,7 @@
           <w:sz w:val="28"/>
           <w:szCs w:val="28"/>
         </w:rPr>
+        <w:lastRenderedPageBreak/>
         <w:drawing>
           <wp:inline distT="0" distB="0" distL="0" distR="0" wp14:anchorId="0EC19691" wp14:editId="33B9FC1D">
             <wp:extent cx="3848100" cy="1181100"/>
@@ -2222,7 +2365,7 @@
     </w:p>
     <w:p>
       <w:pPr>
-        <w:spacing w:before="100" w:beforeAutospacing="1" w:after="100" w:afterAutospacing="1" w:line="360" w:lineRule="auto"/>
+        <w:spacing w:after="0" w:line="360" w:lineRule="auto"/>
         <w:outlineLvl w:val="2"/>
         <w:rPr>
           <w:rFonts w:ascii="Times New Roman" w:eastAsia="Times New Roman" w:hAnsi="Times New Roman" w:cs="Times New Roman"/>
@@ -2279,7 +2422,7 @@
     </w:p>
     <w:p>
       <w:pPr>
-        <w:spacing w:before="100" w:beforeAutospacing="1" w:after="100" w:afterAutospacing="1" w:line="360" w:lineRule="auto"/>
+        <w:spacing w:after="0" w:line="360" w:lineRule="auto"/>
         <w:outlineLvl w:val="2"/>
         <w:rPr>
           <w:rFonts w:ascii="Times New Roman" w:eastAsia="Times New Roman" w:hAnsi="Times New Roman" w:cs="Times New Roman"/>
@@ -2304,7 +2447,7 @@
     </w:p>
     <w:p>
       <w:pPr>
-        <w:spacing w:before="100" w:beforeAutospacing="1" w:after="100" w:afterAutospacing="1" w:line="360" w:lineRule="auto"/>
+        <w:spacing w:after="0" w:line="360" w:lineRule="auto"/>
         <w:rPr>
           <w:rFonts w:ascii="Times New Roman" w:eastAsia="Times New Roman" w:hAnsi="Times New Roman" w:cs="Times New Roman"/>
           <w:sz w:val="28"/>
@@ -2324,19 +2467,19 @@
     </w:p>
     <w:p>
       <w:pPr>
-        <w:spacing w:line="360" w:lineRule="auto"/>
+        <w:spacing w:after="0" w:line="360" w:lineRule="auto"/>
         <w:rPr>
           <w:rFonts w:ascii="Times New Roman" w:hAnsi="Times New Roman" w:cs="Times New Roman"/>
           <w:sz w:val="28"/>
           <w:szCs w:val="28"/>
-          <w:lang w:val="en-US"/>
+          <w:lang w:val="ru-RU"/>
         </w:rPr>
       </w:pPr>
     </w:p>
     <w:p>
       <w:pPr>
         <w:pStyle w:val="2"/>
-        <w:spacing w:line="360" w:lineRule="auto"/>
+        <w:spacing w:before="0" w:line="360" w:lineRule="auto"/>
         <w:rPr>
           <w:rFonts w:ascii="Times New Roman" w:hAnsi="Times New Roman" w:cs="Times New Roman"/>
           <w:color w:val="auto"/>
@@ -2358,7 +2501,7 @@
     <w:p>
       <w:pPr>
         <w:pStyle w:val="a3"/>
-        <w:spacing w:line="360" w:lineRule="auto"/>
+        <w:spacing w:before="0" w:beforeAutospacing="0" w:after="0" w:afterAutospacing="0" w:line="360" w:lineRule="auto"/>
         <w:rPr>
           <w:sz w:val="28"/>
           <w:szCs w:val="28"/>
@@ -2912,7 +3055,7 @@
     </w:tbl>
     <w:p>
       <w:pPr>
-        <w:spacing w:line="360" w:lineRule="auto"/>
+        <w:spacing w:after="0" w:line="360" w:lineRule="auto"/>
         <w:rPr>
           <w:rFonts w:ascii="Times New Roman" w:hAnsi="Times New Roman" w:cs="Times New Roman"/>
           <w:sz w:val="28"/>
@@ -2923,7 +3066,7 @@
     <w:p>
       <w:pPr>
         <w:pStyle w:val="3"/>
-        <w:spacing w:line="360" w:lineRule="auto"/>
+        <w:spacing w:before="0" w:beforeAutospacing="0" w:after="0" w:afterAutospacing="0" w:line="360" w:lineRule="auto"/>
         <w:rPr>
           <w:sz w:val="28"/>
           <w:szCs w:val="28"/>
@@ -2937,14 +3080,13 @@
           <w:sz w:val="28"/>
           <w:szCs w:val="28"/>
         </w:rPr>
-        <w:lastRenderedPageBreak/>
         <w:t>Покрокове виконання</w:t>
       </w:r>
     </w:p>
     <w:p>
       <w:pPr>
         <w:pStyle w:val="a3"/>
-        <w:spacing w:line="360" w:lineRule="auto"/>
+        <w:spacing w:before="0" w:beforeAutospacing="0" w:after="0" w:afterAutospacing="0" w:line="360" w:lineRule="auto"/>
         <w:rPr>
           <w:sz w:val="28"/>
           <w:szCs w:val="28"/>
@@ -3009,7 +3151,7 @@
           <w:ilvl w:val="0"/>
           <w:numId w:val="9"/>
         </w:numPr>
-        <w:spacing w:line="360" w:lineRule="auto"/>
+        <w:spacing w:before="0" w:beforeAutospacing="0" w:after="0" w:afterAutospacing="0" w:line="360" w:lineRule="auto"/>
         <w:rPr>
           <w:sz w:val="28"/>
           <w:szCs w:val="28"/>
@@ -3039,7 +3181,7 @@
           <w:ilvl w:val="0"/>
           <w:numId w:val="9"/>
         </w:numPr>
-        <w:spacing w:line="360" w:lineRule="auto"/>
+        <w:spacing w:before="0" w:beforeAutospacing="0" w:after="0" w:afterAutospacing="0" w:line="360" w:lineRule="auto"/>
         <w:rPr>
           <w:sz w:val="28"/>
           <w:szCs w:val="28"/>
@@ -3069,7 +3211,7 @@
           <w:ilvl w:val="0"/>
           <w:numId w:val="9"/>
         </w:numPr>
-        <w:spacing w:line="360" w:lineRule="auto"/>
+        <w:spacing w:before="0" w:beforeAutospacing="0" w:after="0" w:afterAutospacing="0" w:line="360" w:lineRule="auto"/>
         <w:rPr>
           <w:sz w:val="28"/>
           <w:szCs w:val="28"/>
@@ -3095,7 +3237,7 @@
     <w:p>
       <w:pPr>
         <w:pStyle w:val="a3"/>
-        <w:spacing w:line="360" w:lineRule="auto"/>
+        <w:spacing w:before="0" w:beforeAutospacing="0" w:after="0" w:afterAutospacing="0" w:line="360" w:lineRule="auto"/>
         <w:rPr>
           <w:sz w:val="28"/>
           <w:szCs w:val="28"/>
@@ -3146,7 +3288,7 @@
     </w:p>
     <w:p>
       <w:pPr>
-        <w:spacing w:line="360" w:lineRule="auto"/>
+        <w:spacing w:after="0" w:line="360" w:lineRule="auto"/>
         <w:rPr>
           <w:rFonts w:ascii="Times New Roman" w:hAnsi="Times New Roman" w:cs="Times New Roman"/>
           <w:sz w:val="28"/>
@@ -3160,6 +3302,7 @@
           <w:sz w:val="28"/>
           <w:szCs w:val="28"/>
         </w:rPr>
+        <w:lastRenderedPageBreak/>
         <w:drawing>
           <wp:inline distT="0" distB="0" distL="0" distR="0" wp14:anchorId="1951441E" wp14:editId="5DAEE613">
             <wp:extent cx="1495425" cy="1419225"/>
@@ -3200,7 +3343,7 @@
     <w:p>
       <w:pPr>
         <w:pStyle w:val="a3"/>
-        <w:spacing w:line="360" w:lineRule="auto"/>
+        <w:spacing w:before="0" w:beforeAutospacing="0" w:after="0" w:afterAutospacing="0" w:line="360" w:lineRule="auto"/>
         <w:rPr>
           <w:sz w:val="28"/>
           <w:szCs w:val="28"/>
@@ -3218,7 +3361,7 @@
     <w:p>
       <w:pPr>
         <w:pStyle w:val="a3"/>
-        <w:spacing w:line="360" w:lineRule="auto"/>
+        <w:spacing w:before="0" w:beforeAutospacing="0" w:after="0" w:afterAutospacing="0" w:line="360" w:lineRule="auto"/>
         <w:rPr>
           <w:sz w:val="28"/>
           <w:szCs w:val="28"/>
@@ -3301,7 +3444,7 @@
           <w:ilvl w:val="0"/>
           <w:numId w:val="10"/>
         </w:numPr>
-        <w:spacing w:line="360" w:lineRule="auto"/>
+        <w:spacing w:before="0" w:beforeAutospacing="0" w:after="0" w:afterAutospacing="0" w:line="360" w:lineRule="auto"/>
         <w:rPr>
           <w:sz w:val="28"/>
           <w:szCs w:val="28"/>
@@ -3341,7 +3484,7 @@
           <w:ilvl w:val="0"/>
           <w:numId w:val="10"/>
         </w:numPr>
-        <w:spacing w:line="360" w:lineRule="auto"/>
+        <w:spacing w:before="0" w:beforeAutospacing="0" w:after="0" w:afterAutospacing="0" w:line="360" w:lineRule="auto"/>
         <w:rPr>
           <w:sz w:val="28"/>
           <w:szCs w:val="28"/>
@@ -3442,7 +3585,7 @@
     <w:p>
       <w:pPr>
         <w:pStyle w:val="a3"/>
-        <w:spacing w:line="360" w:lineRule="auto"/>
+        <w:spacing w:before="0" w:beforeAutospacing="0" w:after="0" w:afterAutospacing="0" w:line="360" w:lineRule="auto"/>
         <w:rPr>
           <w:sz w:val="28"/>
           <w:szCs w:val="28"/>
@@ -3480,7 +3623,7 @@
           <w:ilvl w:val="0"/>
           <w:numId w:val="11"/>
         </w:numPr>
-        <w:spacing w:line="360" w:lineRule="auto"/>
+        <w:spacing w:before="0" w:beforeAutospacing="0" w:after="0" w:afterAutospacing="0" w:line="360" w:lineRule="auto"/>
         <w:rPr>
           <w:sz w:val="28"/>
           <w:szCs w:val="28"/>
@@ -3535,7 +3678,7 @@
           <w:ilvl w:val="0"/>
           <w:numId w:val="11"/>
         </w:numPr>
-        <w:spacing w:line="360" w:lineRule="auto"/>
+        <w:spacing w:before="0" w:beforeAutospacing="0" w:after="0" w:afterAutospacing="0" w:line="360" w:lineRule="auto"/>
         <w:rPr>
           <w:rStyle w:val="a4"/>
           <w:b w:val="0"/>
@@ -3589,7 +3732,7 @@
     <w:p>
       <w:pPr>
         <w:pStyle w:val="a3"/>
-        <w:spacing w:line="360" w:lineRule="auto"/>
+        <w:spacing w:before="0" w:beforeAutospacing="0" w:after="0" w:afterAutospacing="0" w:line="360" w:lineRule="auto"/>
         <w:rPr>
           <w:sz w:val="28"/>
           <w:szCs w:val="28"/>
@@ -3601,7 +3744,6 @@
           <w:sz w:val="28"/>
           <w:szCs w:val="28"/>
         </w:rPr>
-        <w:lastRenderedPageBreak/>
         <w:drawing>
           <wp:inline distT="0" distB="0" distL="0" distR="0" wp14:anchorId="14B8238A" wp14:editId="351B81AE">
             <wp:extent cx="3276600" cy="2508102"/>
@@ -3641,7 +3783,7 @@
     </w:p>
     <w:p>
       <w:pPr>
-        <w:spacing w:line="360" w:lineRule="auto"/>
+        <w:spacing w:after="0" w:line="360" w:lineRule="auto"/>
         <w:rPr>
           <w:rFonts w:ascii="Times New Roman" w:hAnsi="Times New Roman" w:cs="Times New Roman"/>
           <w:sz w:val="28"/>
@@ -3655,6 +3797,7 @@
           <w:sz w:val="28"/>
           <w:szCs w:val="28"/>
         </w:rPr>
+        <w:lastRenderedPageBreak/>
         <w:drawing>
           <wp:inline distT="0" distB="0" distL="0" distR="0" wp14:anchorId="0AB40863" wp14:editId="37AEF034">
             <wp:extent cx="3429676" cy="6448425"/>
@@ -3695,7 +3838,7 @@
     <w:p>
       <w:pPr>
         <w:pStyle w:val="a3"/>
-        <w:spacing w:line="360" w:lineRule="auto"/>
+        <w:spacing w:before="0" w:beforeAutospacing="0" w:after="0" w:afterAutospacing="0" w:line="360" w:lineRule="auto"/>
         <w:rPr>
           <w:sz w:val="28"/>
           <w:szCs w:val="28"/>
@@ -3707,14 +3850,13 @@
           <w:sz w:val="28"/>
           <w:szCs w:val="28"/>
         </w:rPr>
-        <w:lastRenderedPageBreak/>
         <w:t>Крок 4. Аналіз результатів</w:t>
       </w:r>
     </w:p>
     <w:p>
       <w:pPr>
         <w:pStyle w:val="a3"/>
-        <w:spacing w:line="360" w:lineRule="auto"/>
+        <w:spacing w:before="0" w:beforeAutospacing="0" w:after="0" w:afterAutospacing="0" w:line="360" w:lineRule="auto"/>
         <w:rPr>
           <w:sz w:val="28"/>
           <w:szCs w:val="28"/>
@@ -3748,7 +3890,7 @@
     <w:p>
       <w:pPr>
         <w:pStyle w:val="a3"/>
-        <w:spacing w:line="360" w:lineRule="auto"/>
+        <w:spacing w:before="0" w:beforeAutospacing="0" w:after="0" w:afterAutospacing="0" w:line="360" w:lineRule="auto"/>
         <w:rPr>
           <w:sz w:val="28"/>
           <w:szCs w:val="28"/>
@@ -3867,7 +4009,7 @@
     <w:p>
       <w:pPr>
         <w:pStyle w:val="a3"/>
-        <w:spacing w:line="360" w:lineRule="auto"/>
+        <w:spacing w:before="0" w:beforeAutospacing="0" w:after="0" w:afterAutospacing="0" w:line="360" w:lineRule="auto"/>
         <w:rPr>
           <w:sz w:val="28"/>
           <w:szCs w:val="28"/>
@@ -3937,7 +4079,7 @@
           <w:ilvl w:val="0"/>
           <w:numId w:val="12"/>
         </w:numPr>
-        <w:spacing w:line="360" w:lineRule="auto"/>
+        <w:spacing w:before="0" w:beforeAutospacing="0" w:after="0" w:afterAutospacing="0" w:line="360" w:lineRule="auto"/>
         <w:rPr>
           <w:rStyle w:val="katex-mathml"/>
           <w:sz w:val="28"/>
@@ -3992,7 +4134,7 @@
           <w:ilvl w:val="0"/>
           <w:numId w:val="12"/>
         </w:numPr>
-        <w:spacing w:line="360" w:lineRule="auto"/>
+        <w:spacing w:before="0" w:beforeAutospacing="0" w:after="0" w:afterAutospacing="0" w:line="360" w:lineRule="auto"/>
         <w:rPr>
           <w:sz w:val="28"/>
           <w:szCs w:val="28"/>
@@ -4049,7 +4191,7 @@
     <w:p>
       <w:pPr>
         <w:pStyle w:val="a3"/>
-        <w:spacing w:line="360" w:lineRule="auto"/>
+        <w:spacing w:before="0" w:beforeAutospacing="0" w:after="0" w:afterAutospacing="0" w:line="360" w:lineRule="auto"/>
         <w:rPr>
           <w:sz w:val="28"/>
           <w:szCs w:val="28"/>
@@ -4066,7 +4208,7 @@
     <w:p>
       <w:pPr>
         <w:pStyle w:val="a3"/>
-        <w:spacing w:line="360" w:lineRule="auto"/>
+        <w:spacing w:before="0" w:beforeAutospacing="0" w:after="0" w:afterAutospacing="0" w:line="360" w:lineRule="auto"/>
         <w:rPr>
           <w:sz w:val="28"/>
           <w:szCs w:val="28"/>
@@ -4078,6 +4220,7 @@
           <w:sz w:val="28"/>
           <w:szCs w:val="28"/>
         </w:rPr>
+        <w:lastRenderedPageBreak/>
         <w:t>Висновок:</w:t>
       </w:r>
       <w:r>
@@ -4092,7 +4235,7 @@
     <w:p>
       <w:pPr>
         <w:pStyle w:val="a3"/>
-        <w:spacing w:line="360" w:lineRule="auto"/>
+        <w:spacing w:before="0" w:beforeAutospacing="0" w:after="0" w:afterAutospacing="0" w:line="360" w:lineRule="auto"/>
         <w:rPr>
           <w:sz w:val="28"/>
           <w:szCs w:val="28"/>
@@ -4102,7 +4245,7 @@
     <w:p>
       <w:pPr>
         <w:pStyle w:val="2"/>
-        <w:spacing w:line="360" w:lineRule="auto"/>
+        <w:spacing w:before="0" w:line="360" w:lineRule="auto"/>
         <w:rPr>
           <w:rFonts w:ascii="Times New Roman" w:hAnsi="Times New Roman" w:cs="Times New Roman"/>
           <w:color w:val="auto"/>
@@ -4124,7 +4267,7 @@
     <w:p>
       <w:pPr>
         <w:pStyle w:val="a3"/>
-        <w:spacing w:line="360" w:lineRule="auto"/>
+        <w:spacing w:before="0" w:beforeAutospacing="0" w:after="0" w:afterAutospacing="0" w:line="360" w:lineRule="auto"/>
         <w:rPr>
           <w:sz w:val="28"/>
           <w:szCs w:val="28"/>
@@ -4837,7 +4980,7 @@
     </w:tbl>
     <w:p>
       <w:pPr>
-        <w:spacing w:line="360" w:lineRule="auto"/>
+        <w:spacing w:after="0" w:line="360" w:lineRule="auto"/>
         <w:rPr>
           <w:rFonts w:ascii="Times New Roman" w:hAnsi="Times New Roman" w:cs="Times New Roman"/>
           <w:sz w:val="28"/>
@@ -4848,7 +4991,7 @@
     <w:p>
       <w:pPr>
         <w:pStyle w:val="3"/>
-        <w:spacing w:line="360" w:lineRule="auto"/>
+        <w:spacing w:before="0" w:beforeAutospacing="0" w:after="0" w:afterAutospacing="0" w:line="360" w:lineRule="auto"/>
         <w:rPr>
           <w:sz w:val="28"/>
           <w:szCs w:val="28"/>
@@ -4868,7 +5011,7 @@
     <w:p>
       <w:pPr>
         <w:pStyle w:val="4"/>
-        <w:spacing w:line="360" w:lineRule="auto"/>
+        <w:spacing w:before="0" w:beforeAutospacing="0" w:after="0" w:afterAutospacing="0" w:line="360" w:lineRule="auto"/>
         <w:rPr>
           <w:sz w:val="28"/>
           <w:szCs w:val="28"/>
@@ -4892,7 +5035,7 @@
           <w:ilvl w:val="0"/>
           <w:numId w:val="13"/>
         </w:numPr>
-        <w:spacing w:line="360" w:lineRule="auto"/>
+        <w:spacing w:before="0" w:beforeAutospacing="0" w:after="0" w:afterAutospacing="0" w:line="360" w:lineRule="auto"/>
         <w:rPr>
           <w:sz w:val="28"/>
           <w:szCs w:val="28"/>
@@ -4921,7 +5064,7 @@
           <w:ilvl w:val="0"/>
           <w:numId w:val="13"/>
         </w:numPr>
-        <w:spacing w:line="360" w:lineRule="auto"/>
+        <w:spacing w:before="0" w:beforeAutospacing="0" w:after="0" w:afterAutospacing="0" w:line="360" w:lineRule="auto"/>
         <w:rPr>
           <w:sz w:val="28"/>
           <w:szCs w:val="28"/>
@@ -4933,7 +5076,6 @@
           <w:sz w:val="28"/>
           <w:szCs w:val="28"/>
         </w:rPr>
-        <w:lastRenderedPageBreak/>
         <w:t>Y</w:t>
       </w:r>
       <w:r>
@@ -4946,7 +5088,7 @@
     </w:p>
     <w:p>
       <w:pPr>
-        <w:spacing w:line="360" w:lineRule="auto"/>
+        <w:spacing w:after="0" w:line="360" w:lineRule="auto"/>
         <w:rPr>
           <w:rFonts w:ascii="Times New Roman" w:hAnsi="Times New Roman" w:cs="Times New Roman"/>
           <w:sz w:val="28"/>
@@ -5000,7 +5142,7 @@
     <w:p>
       <w:pPr>
         <w:pStyle w:val="4"/>
-        <w:spacing w:line="360" w:lineRule="auto"/>
+        <w:spacing w:before="0" w:beforeAutospacing="0" w:after="0" w:afterAutospacing="0" w:line="360" w:lineRule="auto"/>
         <w:rPr>
           <w:sz w:val="28"/>
           <w:szCs w:val="28"/>
@@ -5020,7 +5162,7 @@
     <w:p>
       <w:pPr>
         <w:pStyle w:val="a3"/>
-        <w:spacing w:line="360" w:lineRule="auto"/>
+        <w:spacing w:before="0" w:beforeAutospacing="0" w:after="0" w:afterAutospacing="0" w:line="360" w:lineRule="auto"/>
         <w:rPr>
           <w:rStyle w:val="HTML"/>
           <w:rFonts w:ascii="Times New Roman" w:hAnsi="Times New Roman" w:cs="Times New Roman"/>
@@ -5116,7 +5258,7 @@
     <w:p>
       <w:pPr>
         <w:pStyle w:val="a3"/>
-        <w:spacing w:line="360" w:lineRule="auto"/>
+        <w:spacing w:before="0" w:beforeAutospacing="0" w:after="0" w:afterAutospacing="0" w:line="360" w:lineRule="auto"/>
         <w:rPr>
           <w:sz w:val="28"/>
           <w:szCs w:val="28"/>
@@ -5137,7 +5279,7 @@
           <w:ilvl w:val="0"/>
           <w:numId w:val="14"/>
         </w:numPr>
-        <w:spacing w:line="360" w:lineRule="auto"/>
+        <w:spacing w:before="0" w:beforeAutospacing="0" w:after="0" w:afterAutospacing="0" w:line="360" w:lineRule="auto"/>
         <w:rPr>
           <w:sz w:val="28"/>
           <w:szCs w:val="28"/>
@@ -5190,7 +5332,7 @@
           <w:ilvl w:val="0"/>
           <w:numId w:val="14"/>
         </w:numPr>
-        <w:spacing w:line="360" w:lineRule="auto"/>
+        <w:spacing w:before="0" w:beforeAutospacing="0" w:after="0" w:afterAutospacing="0" w:line="360" w:lineRule="auto"/>
         <w:rPr>
           <w:sz w:val="28"/>
           <w:szCs w:val="28"/>
@@ -5243,7 +5385,7 @@
           <w:ilvl w:val="0"/>
           <w:numId w:val="14"/>
         </w:numPr>
-        <w:spacing w:line="360" w:lineRule="auto"/>
+        <w:spacing w:before="0" w:beforeAutospacing="0" w:after="0" w:afterAutospacing="0" w:line="360" w:lineRule="auto"/>
         <w:rPr>
           <w:sz w:val="28"/>
           <w:szCs w:val="28"/>
@@ -5368,17 +5510,18 @@
           <w:ilvl w:val="0"/>
           <w:numId w:val="14"/>
         </w:numPr>
-        <w:spacing w:line="360" w:lineRule="auto"/>
-        <w:rPr>
-          <w:sz w:val="28"/>
-          <w:szCs w:val="28"/>
-        </w:rPr>
-      </w:pPr>
-      <w:r>
-        <w:rPr>
-          <w:sz w:val="28"/>
-          <w:szCs w:val="28"/>
-        </w:rPr>
+        <w:spacing w:before="0" w:beforeAutospacing="0" w:after="0" w:afterAutospacing="0" w:line="360" w:lineRule="auto"/>
+        <w:rPr>
+          <w:sz w:val="28"/>
+          <w:szCs w:val="28"/>
+        </w:rPr>
+      </w:pPr>
+      <w:r>
+        <w:rPr>
+          <w:sz w:val="28"/>
+          <w:szCs w:val="28"/>
+        </w:rPr>
+        <w:lastRenderedPageBreak/>
         <w:t xml:space="preserve">У полі </w:t>
       </w:r>
       <w:proofErr w:type="spellStart"/>
@@ -5418,7 +5561,7 @@
     </w:p>
     <w:p>
       <w:pPr>
-        <w:spacing w:line="360" w:lineRule="auto"/>
+        <w:spacing w:after="0" w:line="360" w:lineRule="auto"/>
         <w:rPr>
           <w:rFonts w:ascii="Times New Roman" w:hAnsi="Times New Roman" w:cs="Times New Roman"/>
           <w:sz w:val="28"/>
@@ -5432,7 +5575,6 @@
           <w:sz w:val="28"/>
           <w:szCs w:val="28"/>
         </w:rPr>
-        <w:lastRenderedPageBreak/>
         <w:drawing>
           <wp:inline distT="0" distB="0" distL="0" distR="0" wp14:anchorId="1A572837" wp14:editId="19B23637">
             <wp:extent cx="4991100" cy="3559376"/>
@@ -5473,7 +5615,7 @@
     <w:p>
       <w:pPr>
         <w:pStyle w:val="4"/>
-        <w:spacing w:line="360" w:lineRule="auto"/>
+        <w:spacing w:before="0" w:beforeAutospacing="0" w:after="0" w:afterAutospacing="0" w:line="360" w:lineRule="auto"/>
         <w:rPr>
           <w:sz w:val="28"/>
           <w:szCs w:val="28"/>
@@ -5493,7 +5635,7 @@
     <w:p>
       <w:pPr>
         <w:pStyle w:val="a3"/>
-        <w:spacing w:line="360" w:lineRule="auto"/>
+        <w:spacing w:before="0" w:beforeAutospacing="0" w:after="0" w:afterAutospacing="0" w:line="360" w:lineRule="auto"/>
         <w:rPr>
           <w:sz w:val="28"/>
           <w:szCs w:val="28"/>
@@ -5531,7 +5673,7 @@
           <w:ilvl w:val="0"/>
           <w:numId w:val="15"/>
         </w:numPr>
-        <w:spacing w:line="360" w:lineRule="auto"/>
+        <w:spacing w:before="0" w:beforeAutospacing="0" w:after="0" w:afterAutospacing="0" w:line="360" w:lineRule="auto"/>
         <w:rPr>
           <w:sz w:val="28"/>
           <w:szCs w:val="28"/>
@@ -5683,7 +5825,7 @@
           <w:ilvl w:val="0"/>
           <w:numId w:val="15"/>
         </w:numPr>
-        <w:spacing w:line="360" w:lineRule="auto"/>
+        <w:spacing w:before="0" w:beforeAutospacing="0" w:after="0" w:afterAutospacing="0" w:line="360" w:lineRule="auto"/>
         <w:rPr>
           <w:sz w:val="28"/>
           <w:szCs w:val="28"/>
@@ -5723,7 +5865,7 @@
     <w:p>
       <w:pPr>
         <w:pStyle w:val="a3"/>
-        <w:spacing w:line="360" w:lineRule="auto"/>
+        <w:spacing w:before="0" w:beforeAutospacing="0" w:after="0" w:afterAutospacing="0" w:line="360" w:lineRule="auto"/>
         <w:rPr>
           <w:sz w:val="28"/>
           <w:szCs w:val="28"/>
@@ -5775,7 +5917,7 @@
     <w:p>
       <w:pPr>
         <w:pStyle w:val="4"/>
-        <w:spacing w:line="360" w:lineRule="auto"/>
+        <w:spacing w:before="0" w:beforeAutospacing="0" w:after="0" w:afterAutospacing="0" w:line="360" w:lineRule="auto"/>
         <w:rPr>
           <w:sz w:val="28"/>
           <w:szCs w:val="28"/>
@@ -5795,25 +5937,24 @@
     <w:p>
       <w:pPr>
         <w:pStyle w:val="a3"/>
-        <w:spacing w:line="360" w:lineRule="auto"/>
-        <w:rPr>
-          <w:sz w:val="28"/>
-          <w:szCs w:val="28"/>
-        </w:rPr>
-      </w:pPr>
-      <w:r>
-        <w:rPr>
-          <w:sz w:val="28"/>
-          <w:szCs w:val="28"/>
-        </w:rPr>
-        <w:lastRenderedPageBreak/>
+        <w:spacing w:before="0" w:beforeAutospacing="0" w:after="0" w:afterAutospacing="0" w:line="360" w:lineRule="auto"/>
+        <w:rPr>
+          <w:sz w:val="28"/>
+          <w:szCs w:val="28"/>
+        </w:rPr>
+      </w:pPr>
+      <w:r>
+        <w:rPr>
+          <w:sz w:val="28"/>
+          <w:szCs w:val="28"/>
+        </w:rPr>
         <w:t>У таблиці параметрів коефіцієнтів знайдено рівняння кубічної регресії:</w:t>
       </w:r>
     </w:p>
     <w:p>
       <w:pPr>
         <w:pStyle w:val="a3"/>
-        <w:spacing w:line="360" w:lineRule="auto"/>
+        <w:spacing w:before="0" w:beforeAutospacing="0" w:after="0" w:afterAutospacing="0" w:line="360" w:lineRule="auto"/>
         <w:rPr>
           <w:sz w:val="28"/>
           <w:szCs w:val="28"/>
@@ -5968,7 +6109,7 @@
     <w:p>
       <w:pPr>
         <w:pStyle w:val="4"/>
-        <w:spacing w:line="360" w:lineRule="auto"/>
+        <w:spacing w:before="0" w:beforeAutospacing="0" w:after="0" w:afterAutospacing="0" w:line="360" w:lineRule="auto"/>
         <w:rPr>
           <w:sz w:val="28"/>
           <w:szCs w:val="28"/>
@@ -5982,13 +6123,14 @@
           <w:sz w:val="28"/>
           <w:szCs w:val="28"/>
         </w:rPr>
+        <w:lastRenderedPageBreak/>
         <w:t>Крок 5. Побудова графіка</w:t>
       </w:r>
     </w:p>
     <w:p>
       <w:pPr>
         <w:pStyle w:val="a3"/>
-        <w:spacing w:line="360" w:lineRule="auto"/>
+        <w:spacing w:before="0" w:beforeAutospacing="0" w:after="0" w:afterAutospacing="0" w:line="360" w:lineRule="auto"/>
         <w:rPr>
           <w:sz w:val="28"/>
           <w:szCs w:val="28"/>
@@ -6004,7 +6146,7 @@
     </w:p>
     <w:p>
       <w:pPr>
-        <w:spacing w:line="360" w:lineRule="auto"/>
+        <w:spacing w:after="0" w:line="360" w:lineRule="auto"/>
         <w:rPr>
           <w:rFonts w:ascii="Times New Roman" w:hAnsi="Times New Roman" w:cs="Times New Roman"/>
           <w:sz w:val="28"/>
@@ -6058,7 +6200,7 @@
     <w:p>
       <w:pPr>
         <w:pStyle w:val="3"/>
-        <w:spacing w:line="360" w:lineRule="auto"/>
+        <w:spacing w:before="0" w:beforeAutospacing="0" w:after="0" w:afterAutospacing="0" w:line="360" w:lineRule="auto"/>
         <w:rPr>
           <w:sz w:val="28"/>
           <w:szCs w:val="28"/>
@@ -6078,7 +6220,7 @@
     <w:p>
       <w:pPr>
         <w:pStyle w:val="a3"/>
-        <w:spacing w:line="360" w:lineRule="auto"/>
+        <w:spacing w:before="0" w:beforeAutospacing="0" w:after="0" w:afterAutospacing="0" w:line="360" w:lineRule="auto"/>
         <w:rPr>
           <w:sz w:val="28"/>
           <w:szCs w:val="28"/>
@@ -6110,7 +6252,7 @@
     <w:p>
       <w:pPr>
         <w:pStyle w:val="a3"/>
-        <w:spacing w:line="360" w:lineRule="auto"/>
+        <w:spacing w:before="0" w:beforeAutospacing="0" w:after="0" w:afterAutospacing="0" w:line="360" w:lineRule="auto"/>
         <w:rPr>
           <w:sz w:val="28"/>
           <w:szCs w:val="28"/>
@@ -6127,7 +6269,7 @@
     <w:p>
       <w:pPr>
         <w:pStyle w:val="a3"/>
-        <w:spacing w:line="360" w:lineRule="auto"/>
+        <w:spacing w:before="0" w:beforeAutospacing="0" w:after="0" w:afterAutospacing="0" w:line="360" w:lineRule="auto"/>
         <w:rPr>
           <w:sz w:val="28"/>
           <w:szCs w:val="28"/>
@@ -6244,22 +6386,22 @@
     <w:p>
       <w:pPr>
         <w:pStyle w:val="a3"/>
-        <w:spacing w:line="360" w:lineRule="auto"/>
-        <w:rPr>
-          <w:sz w:val="28"/>
-          <w:szCs w:val="28"/>
-        </w:rPr>
-      </w:pPr>
-    </w:p>
-    <w:p>
-      <w:pPr>
-        <w:pStyle w:val="a3"/>
-        <w:spacing w:line="360" w:lineRule="auto"/>
-        <w:rPr>
+        <w:spacing w:before="0" w:beforeAutospacing="0" w:after="0" w:afterAutospacing="0" w:line="360" w:lineRule="auto"/>
+        <w:rPr>
+          <w:sz w:val="28"/>
+          <w:szCs w:val="28"/>
+        </w:rPr>
+      </w:pPr>
+    </w:p>
+    <w:p>
+      <w:pPr>
+        <w:rPr>
+          <w:rFonts w:ascii="Times New Roman" w:eastAsia="Times New Roman" w:hAnsi="Times New Roman" w:cs="Times New Roman"/>
           <w:b/>
           <w:bCs/>
           <w:sz w:val="28"/>
           <w:szCs w:val="28"/>
+          <w:lang w:eastAsia="uk-UA"/>
         </w:rPr>
       </w:pPr>
       <w:r>
@@ -6269,21 +6411,34 @@
           <w:sz w:val="28"/>
           <w:szCs w:val="28"/>
         </w:rPr>
+        <w:br w:type="page"/>
+      </w:r>
+    </w:p>
+    <w:p>
+      <w:pPr>
+        <w:pStyle w:val="a3"/>
+        <w:spacing w:before="0" w:beforeAutospacing="0" w:after="0" w:afterAutospacing="0" w:line="360" w:lineRule="auto"/>
+        <w:rPr>
+          <w:b/>
+          <w:bCs/>
+          <w:sz w:val="28"/>
+          <w:szCs w:val="28"/>
+        </w:rPr>
+      </w:pPr>
+      <w:r>
+        <w:rPr>
+          <w:b/>
+          <w:bCs/>
+          <w:sz w:val="28"/>
+          <w:szCs w:val="28"/>
+        </w:rPr>
         <w:lastRenderedPageBreak/>
         <w:t>Індивідуальне завдання:</w:t>
       </w:r>
-      <w:r>
-        <w:rPr>
-          <w:sz w:val="28"/>
-          <w:szCs w:val="28"/>
-        </w:rPr>
-        <w:br/>
-        <w:t>Варіант 5</w:t>
-      </w:r>
-    </w:p>
-    <w:p>
-      <w:pPr>
-        <w:spacing w:before="100" w:beforeAutospacing="1" w:after="100" w:afterAutospacing="1" w:line="360" w:lineRule="auto"/>
+    </w:p>
+    <w:p>
+      <w:pPr>
+        <w:spacing w:after="0" w:line="360" w:lineRule="auto"/>
         <w:rPr>
           <w:rFonts w:ascii="Times New Roman" w:eastAsia="Times New Roman" w:hAnsi="Times New Roman" w:cs="Times New Roman"/>
           <w:sz w:val="28"/>
@@ -7008,7 +7163,7 @@
     </w:tbl>
     <w:p>
       <w:pPr>
-        <w:spacing w:before="100" w:beforeAutospacing="1" w:after="100" w:afterAutospacing="1" w:line="360" w:lineRule="auto"/>
+        <w:spacing w:after="0" w:line="360" w:lineRule="auto"/>
         <w:rPr>
           <w:rFonts w:ascii="Times New Roman" w:eastAsia="Times New Roman" w:hAnsi="Times New Roman" w:cs="Times New Roman"/>
           <w:sz w:val="28"/>
@@ -7034,7 +7189,7 @@
           <w:ilvl w:val="0"/>
           <w:numId w:val="17"/>
         </w:numPr>
-        <w:spacing w:before="100" w:beforeAutospacing="1" w:after="100" w:afterAutospacing="1" w:line="360" w:lineRule="auto"/>
+        <w:spacing w:after="0" w:line="360" w:lineRule="auto"/>
         <w:rPr>
           <w:rFonts w:ascii="Times New Roman" w:eastAsia="Times New Roman" w:hAnsi="Times New Roman" w:cs="Times New Roman"/>
           <w:sz w:val="28"/>
@@ -7076,7 +7231,7 @@
           <w:ilvl w:val="1"/>
           <w:numId w:val="17"/>
         </w:numPr>
-        <w:spacing w:before="100" w:beforeAutospacing="1" w:after="100" w:afterAutospacing="1" w:line="360" w:lineRule="auto"/>
+        <w:spacing w:after="0" w:line="360" w:lineRule="auto"/>
         <w:rPr>
           <w:rFonts w:ascii="Times New Roman" w:eastAsia="Times New Roman" w:hAnsi="Times New Roman" w:cs="Times New Roman"/>
           <w:sz w:val="28"/>
@@ -7100,7 +7255,7 @@
           <w:ilvl w:val="1"/>
           <w:numId w:val="17"/>
         </w:numPr>
-        <w:spacing w:before="100" w:beforeAutospacing="1" w:after="100" w:afterAutospacing="1" w:line="360" w:lineRule="auto"/>
+        <w:spacing w:after="0" w:line="360" w:lineRule="auto"/>
         <w:rPr>
           <w:rFonts w:ascii="Times New Roman" w:eastAsia="Times New Roman" w:hAnsi="Times New Roman" w:cs="Times New Roman"/>
           <w:sz w:val="28"/>
@@ -7120,7 +7275,7 @@
     </w:p>
     <w:p>
       <w:pPr>
-        <w:spacing w:before="100" w:beforeAutospacing="1" w:after="100" w:afterAutospacing="1" w:line="360" w:lineRule="auto"/>
+        <w:spacing w:after="0" w:line="360" w:lineRule="auto"/>
         <w:jc w:val="center"/>
         <w:rPr>
           <w:rFonts w:ascii="Times New Roman" w:eastAsia="Times New Roman" w:hAnsi="Times New Roman" w:cs="Times New Roman"/>
@@ -7176,7 +7331,7 @@
           <w:ilvl w:val="0"/>
           <w:numId w:val="17"/>
         </w:numPr>
-        <w:spacing w:before="100" w:beforeAutospacing="1" w:after="100" w:afterAutospacing="1" w:line="360" w:lineRule="auto"/>
+        <w:spacing w:after="0" w:line="360" w:lineRule="auto"/>
         <w:rPr>
           <w:rFonts w:ascii="Times New Roman" w:eastAsia="Times New Roman" w:hAnsi="Times New Roman" w:cs="Times New Roman"/>
           <w:sz w:val="28"/>
@@ -7278,7 +7433,7 @@
           <w:ilvl w:val="0"/>
           <w:numId w:val="17"/>
         </w:numPr>
-        <w:spacing w:before="100" w:beforeAutospacing="1" w:after="100" w:afterAutospacing="1" w:line="360" w:lineRule="auto"/>
+        <w:spacing w:after="0" w:line="360" w:lineRule="auto"/>
         <w:rPr>
           <w:rFonts w:ascii="Times New Roman" w:eastAsia="Times New Roman" w:hAnsi="Times New Roman" w:cs="Times New Roman"/>
           <w:sz w:val="28"/>
@@ -7356,7 +7511,7 @@
     </w:p>
     <w:p>
       <w:pPr>
-        <w:spacing w:before="100" w:beforeAutospacing="1" w:after="100" w:afterAutospacing="1" w:line="360" w:lineRule="auto"/>
+        <w:spacing w:after="0" w:line="360" w:lineRule="auto"/>
         <w:rPr>
           <w:rFonts w:ascii="Times New Roman" w:eastAsia="Times New Roman" w:hAnsi="Times New Roman" w:cs="Times New Roman"/>
           <w:sz w:val="28"/>
@@ -7368,7 +7523,6 @@
         <w:rPr>
           <w:noProof/>
         </w:rPr>
-        <w:lastRenderedPageBreak/>
         <w:drawing>
           <wp:inline distT="0" distB="0" distL="0" distR="0" wp14:anchorId="331F5542" wp14:editId="1CC832F7">
             <wp:extent cx="3695700" cy="3147932"/>
@@ -7412,7 +7566,7 @@
           <w:ilvl w:val="0"/>
           <w:numId w:val="17"/>
         </w:numPr>
-        <w:spacing w:before="100" w:beforeAutospacing="1" w:after="100" w:afterAutospacing="1" w:line="360" w:lineRule="auto"/>
+        <w:spacing w:after="0" w:line="360" w:lineRule="auto"/>
         <w:rPr>
           <w:rFonts w:ascii="Times New Roman" w:eastAsia="Times New Roman" w:hAnsi="Times New Roman" w:cs="Times New Roman"/>
           <w:sz w:val="28"/>
@@ -7479,7 +7633,7 @@
     </w:p>
     <w:p>
       <w:pPr>
-        <w:spacing w:before="100" w:beforeAutospacing="1" w:after="100" w:afterAutospacing="1" w:line="360" w:lineRule="auto"/>
+        <w:spacing w:after="0" w:line="360" w:lineRule="auto"/>
         <w:ind w:left="720"/>
         <w:rPr>
           <w:rFonts w:ascii="Times New Roman" w:eastAsia="Times New Roman" w:hAnsi="Times New Roman" w:cs="Times New Roman"/>
@@ -7492,6 +7646,7 @@
         <w:rPr>
           <w:noProof/>
         </w:rPr>
+        <w:lastRenderedPageBreak/>
         <w:drawing>
           <wp:inline distT="0" distB="0" distL="0" distR="0" wp14:anchorId="41342BF7" wp14:editId="79908F69">
             <wp:extent cx="4410075" cy="5044452"/>
@@ -7535,7 +7690,7 @@
           <w:ilvl w:val="0"/>
           <w:numId w:val="17"/>
         </w:numPr>
-        <w:spacing w:before="100" w:beforeAutospacing="1" w:after="100" w:afterAutospacing="1" w:line="360" w:lineRule="auto"/>
+        <w:spacing w:after="0" w:line="360" w:lineRule="auto"/>
         <w:rPr>
           <w:rFonts w:ascii="Times New Roman" w:eastAsia="Times New Roman" w:hAnsi="Times New Roman" w:cs="Times New Roman"/>
           <w:sz w:val="28"/>
@@ -7551,7 +7706,6 @@
           <w:szCs w:val="28"/>
           <w:lang w:eastAsia="uk-UA"/>
         </w:rPr>
-        <w:lastRenderedPageBreak/>
         <w:t>Побудува</w:t>
       </w:r>
       <w:proofErr w:type="spellEnd"/>
@@ -7627,7 +7781,7 @@
     </w:p>
     <w:p>
       <w:pPr>
-        <w:spacing w:before="100" w:beforeAutospacing="1" w:after="100" w:afterAutospacing="1" w:line="360" w:lineRule="auto"/>
+        <w:spacing w:after="0" w:line="360" w:lineRule="auto"/>
         <w:rPr>
           <w:rFonts w:ascii="Times New Roman" w:eastAsia="Times New Roman" w:hAnsi="Times New Roman" w:cs="Times New Roman"/>
           <w:sz w:val="28"/>
@@ -7649,21 +7803,22 @@
     </w:p>
     <w:p>
       <w:pPr>
-        <w:spacing w:before="100" w:beforeAutospacing="1" w:after="100" w:afterAutospacing="1" w:line="360" w:lineRule="auto"/>
-        <w:rPr>
-          <w:rFonts w:ascii="Times New Roman" w:eastAsia="Times New Roman" w:hAnsi="Times New Roman" w:cs="Times New Roman"/>
-          <w:sz w:val="28"/>
-          <w:szCs w:val="28"/>
-          <w:lang w:eastAsia="uk-UA"/>
-        </w:rPr>
-      </w:pPr>
-      <w:r>
-        <w:rPr>
-          <w:rFonts w:ascii="Times New Roman" w:eastAsia="Times New Roman" w:hAnsi="Times New Roman" w:cs="Times New Roman"/>
-          <w:sz w:val="28"/>
-          <w:szCs w:val="28"/>
-          <w:lang w:eastAsia="uk-UA"/>
-        </w:rPr>
+        <w:spacing w:after="0" w:line="360" w:lineRule="auto"/>
+        <w:rPr>
+          <w:rFonts w:ascii="Times New Roman" w:eastAsia="Times New Roman" w:hAnsi="Times New Roman" w:cs="Times New Roman"/>
+          <w:sz w:val="28"/>
+          <w:szCs w:val="28"/>
+          <w:lang w:eastAsia="uk-UA"/>
+        </w:rPr>
+      </w:pPr>
+      <w:r>
+        <w:rPr>
+          <w:rFonts w:ascii="Times New Roman" w:eastAsia="Times New Roman" w:hAnsi="Times New Roman" w:cs="Times New Roman"/>
+          <w:sz w:val="28"/>
+          <w:szCs w:val="28"/>
+          <w:lang w:eastAsia="uk-UA"/>
+        </w:rPr>
+        <w:lastRenderedPageBreak/>
         <w:t>Отрима</w:t>
       </w:r>
       <w:r>
@@ -7727,7 +7882,7 @@
     </w:p>
     <w:p>
       <w:pPr>
-        <w:spacing w:before="100" w:beforeAutospacing="1" w:after="100" w:afterAutospacing="1" w:line="360" w:lineRule="auto"/>
+        <w:spacing w:after="0" w:line="360" w:lineRule="auto"/>
         <w:rPr>
           <w:rFonts w:ascii="Times New Roman" w:eastAsia="Times New Roman" w:hAnsi="Times New Roman" w:cs="Times New Roman"/>
           <w:sz w:val="28"/>
@@ -7758,14 +7913,23 @@
           <w:rFonts w:ascii="Times New Roman" w:eastAsia="Times New Roman" w:hAnsi="Times New Roman" w:cs="Times New Roman"/>
           <w:sz w:val="28"/>
           <w:szCs w:val="28"/>
+          <w:lang w:eastAsia="uk-UA"/>
+        </w:rPr>
+        <w:t>^</w:t>
+      </w:r>
+      <w:r>
+        <w:rPr>
+          <w:rFonts w:ascii="Times New Roman" w:eastAsia="Times New Roman" w:hAnsi="Times New Roman" w:cs="Times New Roman"/>
+          <w:sz w:val="28"/>
+          <w:szCs w:val="28"/>
           <w:lang w:val="en-US" w:eastAsia="uk-UA"/>
         </w:rPr>
-        <w:t>^a</w:t>
-      </w:r>
-    </w:p>
-    <w:p>
-      <w:pPr>
-        <w:spacing w:before="100" w:beforeAutospacing="1" w:after="100" w:afterAutospacing="1" w:line="360" w:lineRule="auto"/>
+        <w:t>a</w:t>
+      </w:r>
+    </w:p>
+    <w:p>
+      <w:pPr>
+        <w:spacing w:after="0" w:line="360" w:lineRule="auto"/>
         <w:rPr>
           <w:rFonts w:ascii="Times New Roman" w:eastAsia="Times New Roman" w:hAnsi="Times New Roman" w:cs="Times New Roman"/>
           <w:sz w:val="28"/>
@@ -7785,7 +7949,7 @@
     </w:p>
     <w:p>
       <w:pPr>
-        <w:spacing w:before="100" w:beforeAutospacing="1" w:after="100" w:afterAutospacing="1" w:line="360" w:lineRule="auto"/>
+        <w:spacing w:after="0" w:line="360" w:lineRule="auto"/>
         <w:rPr>
           <w:rFonts w:ascii="Times New Roman" w:eastAsia="Times New Roman" w:hAnsi="Times New Roman" w:cs="Times New Roman"/>
           <w:sz w:val="28"/>
@@ -7817,7 +7981,7 @@
     </w:p>
     <w:p>
       <w:pPr>
-        <w:spacing w:before="100" w:beforeAutospacing="1" w:after="100" w:afterAutospacing="1" w:line="240" w:lineRule="auto"/>
+        <w:spacing w:after="0" w:line="360" w:lineRule="auto"/>
         <w:rPr>
           <w:rFonts w:ascii="Times New Roman" w:eastAsia="Times New Roman" w:hAnsi="Times New Roman" w:cs="Times New Roman"/>
           <w:sz w:val="24"/>
@@ -7828,7 +7992,7 @@
     </w:p>
     <w:p>
       <w:pPr>
-        <w:spacing w:line="360" w:lineRule="auto"/>
+        <w:spacing w:after="0" w:line="360" w:lineRule="auto"/>
         <w:rPr>
           <w:rFonts w:ascii="Times New Roman" w:hAnsi="Times New Roman" w:cs="Times New Roman"/>
           <w:sz w:val="28"/>
@@ -7838,7 +8002,7 @@
     </w:p>
     <w:p>
       <w:pPr>
-        <w:spacing w:line="360" w:lineRule="auto"/>
+        <w:spacing w:after="0" w:line="360" w:lineRule="auto"/>
         <w:rPr>
           <w:rFonts w:ascii="Times New Roman" w:hAnsi="Times New Roman" w:cs="Times New Roman"/>
           <w:sz w:val="28"/>
